--- a/writing/submissions/PLOS medicine/response_to_reviewers_july_10.docx
+++ b/writing/submissions/PLOS medicine/response_to_reviewers_july_10.docx
@@ -88,9 +88,17 @@
           <w:szCs w:val="22"/>
         </w:rPr>
         <w:br/>
-        <w:t xml:space="preserve">Reviewer #1: This is a study on a novel research question. </w:t>
-      </w:r>
-      <w:proofErr w:type="gramStart"/>
+        <w:t xml:space="preserve">Reviewer #1: This is a study on a novel research question. Generally the study appears to be well conducted and reported. Particularly, Figure 2 is very clear and illustrated the results beautifully. </w:t>
+      </w:r>
+      <w:r>
+        <w:rPr>
+          <w:rFonts w:ascii="Arial" w:hAnsi="Arial" w:cs="Arial"/>
+          <w:color w:val="4472C4" w:themeColor="accent1"/>
+          <w:sz w:val="22"/>
+          <w:szCs w:val="22"/>
+        </w:rPr>
+        <w:t>Thank you!</w:t>
+      </w:r>
       <w:r>
         <w:rPr>
           <w:rFonts w:ascii="Arial" w:hAnsi="Arial" w:cs="Arial"/>
@@ -98,9 +106,8 @@
           <w:sz w:val="22"/>
           <w:szCs w:val="22"/>
         </w:rPr>
-        <w:t>Generally</w:t>
-      </w:r>
-      <w:proofErr w:type="gramEnd"/>
+        <w:t xml:space="preserve"> </w:t>
+      </w:r>
       <w:r>
         <w:rPr>
           <w:rFonts w:ascii="Arial" w:hAnsi="Arial" w:cs="Arial"/>
@@ -108,16 +115,7 @@
           <w:sz w:val="22"/>
           <w:szCs w:val="22"/>
         </w:rPr>
-        <w:t xml:space="preserve"> the study appears to be well conducted and reported. Particularly, Figure 2 is very clear and illustrated the results beautifully. </w:t>
-      </w:r>
-      <w:r>
-        <w:rPr>
-          <w:rFonts w:ascii="Arial" w:hAnsi="Arial" w:cs="Arial"/>
-          <w:color w:val="4472C4" w:themeColor="accent1"/>
-          <w:sz w:val="22"/>
-          <w:szCs w:val="22"/>
-        </w:rPr>
-        <w:t>Thank you!</w:t>
+        <w:t>My methodological comments are:</w:t>
       </w:r>
       <w:r>
         <w:rPr>
@@ -126,7 +124,7 @@
           <w:sz w:val="22"/>
           <w:szCs w:val="22"/>
         </w:rPr>
-        <w:t xml:space="preserve"> </w:t>
+        <w:br/>
       </w:r>
       <w:r>
         <w:rPr>
@@ -135,46 +133,8 @@
           <w:sz w:val="22"/>
           <w:szCs w:val="22"/>
         </w:rPr>
-        <w:t>My methodological comments are:</w:t>
-      </w:r>
-      <w:r>
-        <w:rPr>
-          <w:rFonts w:ascii="Arial" w:hAnsi="Arial" w:cs="Arial"/>
-          <w:color w:val="000000" w:themeColor="text1"/>
-          <w:sz w:val="22"/>
-          <w:szCs w:val="22"/>
-        </w:rPr>
         <w:br/>
-      </w:r>
-      <w:r>
-        <w:rPr>
-          <w:rFonts w:ascii="Arial" w:hAnsi="Arial" w:cs="Arial"/>
-          <w:color w:val="000000" w:themeColor="text1"/>
-          <w:sz w:val="22"/>
-          <w:szCs w:val="22"/>
-        </w:rPr>
-        <w:br/>
-        <w:t xml:space="preserve">1. It appears the study used ecological case-cross over design, where the 'ecological' part is that the unit of analysis is based on county rather than individuals. If my interpretation is </w:t>
-      </w:r>
-      <w:proofErr w:type="gramStart"/>
-      <w:r>
-        <w:rPr>
-          <w:rFonts w:ascii="Arial" w:hAnsi="Arial" w:cs="Arial"/>
-          <w:color w:val="000000" w:themeColor="text1"/>
-          <w:sz w:val="22"/>
-          <w:szCs w:val="22"/>
-        </w:rPr>
-        <w:t>correct</w:t>
-      </w:r>
-      <w:proofErr w:type="gramEnd"/>
-      <w:r>
-        <w:rPr>
-          <w:rFonts w:ascii="Arial" w:hAnsi="Arial" w:cs="Arial"/>
-          <w:color w:val="000000" w:themeColor="text1"/>
-          <w:sz w:val="22"/>
-          <w:szCs w:val="22"/>
-        </w:rPr>
-        <w:t xml:space="preserve"> please be explicit about the study's ecological nature, and discuss the limitations arises from this, notably ecological fallacy and potentially individual-level time varying confounding</w:t>
+        <w:t>1. It appears the study used ecological case-cross over design, where the 'ecological' part is that the unit of analysis is based on county rather than individuals. If my interpretation is correct please be explicit about the study's ecological nature, and discuss the limitations arises from this, notably ecological fallacy and potentially individual-level time varying confounding</w:t>
       </w:r>
       <w:r>
         <w:rPr>
@@ -459,27 +419,7 @@
           <w:szCs w:val="22"/>
         </w:rPr>
         <w:br/>
-        <w:t xml:space="preserve">2. More details are required on the selection of 'control' days. It was reported as 'matching on county, day of week, and month'. In that case the control days would be at least 1 year apart from the 'case' days. How far apart are the case and control days </w:t>
-      </w:r>
-      <w:proofErr w:type="gramStart"/>
-      <w:r>
-        <w:rPr>
-          <w:rFonts w:ascii="Arial" w:hAnsi="Arial" w:cs="Arial"/>
-          <w:color w:val="000000" w:themeColor="text1"/>
-          <w:sz w:val="22"/>
-          <w:szCs w:val="22"/>
-        </w:rPr>
-        <w:t>are</w:t>
-      </w:r>
-      <w:proofErr w:type="gramEnd"/>
-      <w:r>
-        <w:rPr>
-          <w:rFonts w:ascii="Arial" w:hAnsi="Arial" w:cs="Arial"/>
-          <w:color w:val="000000" w:themeColor="text1"/>
-          <w:sz w:val="22"/>
-          <w:szCs w:val="22"/>
-        </w:rPr>
-        <w:t>? Would it not be an issue that with year difference, demographic shift would play a non-negligible role?  </w:t>
+        <w:t>2. More details are required on the selection of 'control' days. It was reported as 'matching on county, day of week, and month'. In that case the control days would be at least 1 year apart from the 'case' days. How far apart are the case and control days are? Would it not be an issue that with year difference, demographic shift would play a non-negligible role?  </w:t>
       </w:r>
     </w:p>
     <w:p>
@@ -1396,17 +1336,7 @@
           <w:sz w:val="22"/>
           <w:szCs w:val="22"/>
         </w:rPr>
-        <w:t xml:space="preserve">Thank you for your </w:t>
-      </w:r>
-      <w:proofErr w:type="gramStart"/>
-      <w:r>
-        <w:rPr>
-          <w:rFonts w:ascii="Arial" w:hAnsi="Arial" w:cs="Arial"/>
-          <w:color w:val="4472C4" w:themeColor="accent1"/>
-          <w:sz w:val="22"/>
-          <w:szCs w:val="22"/>
-        </w:rPr>
-        <w:t>comment</w:t>
+        <w:t>Thank you for your comment</w:t>
       </w:r>
       <w:r>
         <w:rPr>
@@ -1417,7 +1347,6 @@
         </w:rPr>
         <w:t>s</w:t>
       </w:r>
-      <w:proofErr w:type="gramEnd"/>
       <w:r>
         <w:rPr>
           <w:rFonts w:ascii="Arial" w:hAnsi="Arial" w:cs="Arial"/>
@@ -1580,7 +1509,6 @@
           <w:highlight w:val="yellow"/>
         </w:rPr>
       </w:pPr>
-      <w:proofErr w:type="gramStart"/>
       <w:r>
         <w:rPr>
           <w:rFonts w:ascii="Arial" w:hAnsi="Arial" w:cs="Arial"/>
@@ -1589,40 +1517,7 @@
           <w:szCs w:val="22"/>
           <w:highlight w:val="yellow"/>
         </w:rPr>
-        <w:t>Of course</w:t>
-      </w:r>
-      <w:proofErr w:type="gramEnd"/>
-      <w:r>
-        <w:rPr>
-          <w:rFonts w:ascii="Arial" w:hAnsi="Arial" w:cs="Arial"/>
-          <w:color w:val="4472C4" w:themeColor="accent1"/>
-          <w:sz w:val="22"/>
-          <w:szCs w:val="22"/>
-          <w:highlight w:val="yellow"/>
-        </w:rPr>
-        <w:t xml:space="preserve"> there is a chance that there are gaps in data reporting at the same time as large power outages, which would not be random. And </w:t>
-      </w:r>
-      <w:proofErr w:type="gramStart"/>
-      <w:r>
-        <w:rPr>
-          <w:rFonts w:ascii="Arial" w:hAnsi="Arial" w:cs="Arial"/>
-          <w:color w:val="4472C4" w:themeColor="accent1"/>
-          <w:sz w:val="22"/>
-          <w:szCs w:val="22"/>
-          <w:highlight w:val="yellow"/>
-        </w:rPr>
-        <w:t>so</w:t>
-      </w:r>
-      <w:proofErr w:type="gramEnd"/>
-      <w:r>
-        <w:rPr>
-          <w:rFonts w:ascii="Arial" w:hAnsi="Arial" w:cs="Arial"/>
-          <w:color w:val="4472C4" w:themeColor="accent1"/>
-          <w:sz w:val="22"/>
-          <w:szCs w:val="22"/>
-          <w:highlight w:val="yellow"/>
-        </w:rPr>
-        <w:t xml:space="preserve"> in that case yes, LOCF would be biased. </w:t>
+        <w:t xml:space="preserve">Of course there is a chance that there are gaps in data reporting at the same time as large power outages, which would not be random. And so in that case yes, LOCF would be biased. </w:t>
       </w:r>
     </w:p>
     <w:p>
@@ -1640,7 +1535,6 @@
           <w:highlight w:val="yellow"/>
         </w:rPr>
       </w:pPr>
-      <w:proofErr w:type="gramStart"/>
       <w:r>
         <w:rPr>
           <w:rFonts w:ascii="Arial" w:hAnsi="Arial" w:cs="Arial"/>
@@ -1649,40 +1543,7 @@
           <w:szCs w:val="22"/>
           <w:highlight w:val="yellow"/>
         </w:rPr>
-        <w:t>However</w:t>
-      </w:r>
-      <w:proofErr w:type="gramEnd"/>
-      <w:r>
-        <w:rPr>
-          <w:rFonts w:ascii="Arial" w:hAnsi="Arial" w:cs="Arial"/>
-          <w:color w:val="4472C4" w:themeColor="accent1"/>
-          <w:sz w:val="22"/>
-          <w:szCs w:val="22"/>
-          <w:highlight w:val="yellow"/>
-        </w:rPr>
-        <w:t xml:space="preserve"> even if it IS biased…when we used LOCF to fill values where there were &lt;4hrs missing, we only filled in less than .3% of observations. </w:t>
-      </w:r>
-      <w:proofErr w:type="gramStart"/>
-      <w:r>
-        <w:rPr>
-          <w:rFonts w:ascii="Arial" w:hAnsi="Arial" w:cs="Arial"/>
-          <w:color w:val="4472C4" w:themeColor="accent1"/>
-          <w:sz w:val="22"/>
-          <w:szCs w:val="22"/>
-          <w:highlight w:val="yellow"/>
-        </w:rPr>
-        <w:t>So</w:t>
-      </w:r>
-      <w:proofErr w:type="gramEnd"/>
-      <w:r>
-        <w:rPr>
-          <w:rFonts w:ascii="Arial" w:hAnsi="Arial" w:cs="Arial"/>
-          <w:color w:val="4472C4" w:themeColor="accent1"/>
-          <w:sz w:val="22"/>
-          <w:szCs w:val="22"/>
-          <w:highlight w:val="yellow"/>
-        </w:rPr>
-        <w:t xml:space="preserve"> we could average the values beforehand and after, but it seems unlikely that it would make any difference to the analysis. </w:t>
+        <w:t xml:space="preserve">However even if it IS biased…when we used LOCF to fill values where there were &lt;4hrs missing, we only filled in less than .3% of observations. So we could average the values beforehand and after, but it seems unlikely that it would make any difference to the analysis. </w:t>
       </w:r>
     </w:p>
     <w:p>
@@ -2196,25 +2057,7 @@
           <w:sz w:val="22"/>
           <w:szCs w:val="22"/>
         </w:rPr>
-        <w:t xml:space="preserve">Page 7 Could people enter the models twice if their county experienced more than one event? If they could how </w:t>
-      </w:r>
-      <w:proofErr w:type="gramStart"/>
-      <w:r>
-        <w:rPr>
-          <w:rFonts w:ascii="Arial" w:hAnsi="Arial" w:cs="Arial"/>
-          <w:sz w:val="22"/>
-          <w:szCs w:val="22"/>
-        </w:rPr>
-        <w:t>was</w:t>
-      </w:r>
-      <w:proofErr w:type="gramEnd"/>
-      <w:r>
-        <w:rPr>
-          <w:rFonts w:ascii="Arial" w:hAnsi="Arial" w:cs="Arial"/>
-          <w:sz w:val="22"/>
-          <w:szCs w:val="22"/>
-        </w:rPr>
-        <w:t xml:space="preserve"> this included in the models? </w:t>
+        <w:t xml:space="preserve">Page 7 Could people enter the models twice if their county experienced more than one event? If they could how was this included in the models? </w:t>
       </w:r>
     </w:p>
     <w:p>
@@ -3315,25 +3158,7 @@
           <w:sz w:val="22"/>
           <w:szCs w:val="22"/>
         </w:rPr>
-        <w:t xml:space="preserve">Page 9 A mean of 7 with a standard deviation of 29 is crying out for expression also as quantiles given the obvious skew. I would </w:t>
-      </w:r>
-      <w:proofErr w:type="gramStart"/>
-      <w:r>
-        <w:rPr>
-          <w:rFonts w:ascii="Arial" w:hAnsi="Arial" w:cs="Arial"/>
-          <w:sz w:val="22"/>
-          <w:szCs w:val="22"/>
-        </w:rPr>
-        <w:t>suggests</w:t>
-      </w:r>
-      <w:proofErr w:type="gramEnd"/>
-      <w:r>
-        <w:rPr>
-          <w:rFonts w:ascii="Arial" w:hAnsi="Arial" w:cs="Arial"/>
-          <w:sz w:val="22"/>
-          <w:szCs w:val="22"/>
-        </w:rPr>
-        <w:t xml:space="preserve"> 5% and 95% as well as the usual quartiles. </w:t>
+        <w:t xml:space="preserve">Page 9 A mean of 7 with a standard deviation of 29 is crying out for expression also as quantiles given the obvious skew. I would suggests 5% and 95% as well as the usual quartiles. </w:t>
       </w:r>
     </w:p>
     <w:p>
@@ -3619,25 +3444,7 @@
           <w:sz w:val="22"/>
           <w:szCs w:val="22"/>
         </w:rPr>
-        <w:t xml:space="preserve">Page 10 Is the statement comparing the outage sizes based on a formal test? I do not see this as too important since the pattern of results over the early days and the dose–response effect </w:t>
-      </w:r>
-      <w:proofErr w:type="gramStart"/>
-      <w:r>
-        <w:rPr>
-          <w:rFonts w:ascii="Arial" w:hAnsi="Arial" w:cs="Arial"/>
-          <w:sz w:val="22"/>
-          <w:szCs w:val="22"/>
-        </w:rPr>
-        <w:t>are</w:t>
-      </w:r>
-      <w:proofErr w:type="gramEnd"/>
-      <w:r>
-        <w:rPr>
-          <w:rFonts w:ascii="Arial" w:hAnsi="Arial" w:cs="Arial"/>
-          <w:sz w:val="22"/>
-          <w:szCs w:val="22"/>
-        </w:rPr>
-        <w:t xml:space="preserve"> quite compelling. </w:t>
+        <w:t xml:space="preserve">Page 10 Is the statement comparing the outage sizes based on a formal test? I do not see this as too important since the pattern of results over the early days and the dose–response effect are quite compelling. </w:t>
       </w:r>
     </w:p>
     <w:p>
@@ -3877,25 +3684,7 @@
           <w:sz w:val="22"/>
           <w:szCs w:val="22"/>
         </w:rPr>
-        <w:t xml:space="preserve">Supplementary Figure 2 This seems to be to reinforce my comments about 6 days for CVD. Incidentally there is a typo cardiovascular not </w:t>
-      </w:r>
-      <w:proofErr w:type="spellStart"/>
-      <w:r>
-        <w:rPr>
-          <w:rFonts w:ascii="Arial" w:hAnsi="Arial" w:cs="Arial"/>
-          <w:sz w:val="22"/>
-          <w:szCs w:val="22"/>
-        </w:rPr>
-        <w:t>cardiovasular</w:t>
-      </w:r>
-      <w:proofErr w:type="spellEnd"/>
-      <w:r>
-        <w:rPr>
-          <w:rFonts w:ascii="Arial" w:hAnsi="Arial" w:cs="Arial"/>
-          <w:sz w:val="22"/>
-          <w:szCs w:val="22"/>
-        </w:rPr>
-        <w:t xml:space="preserve">. </w:t>
+        <w:t xml:space="preserve">Supplementary Figure 2 This seems to be to reinforce my comments about 6 days for CVD. Incidentally there is a typo cardiovascular not cardiovasular. </w:t>
       </w:r>
     </w:p>
     <w:p>
@@ -4444,27 +4233,7 @@
           <w:sz w:val="22"/>
           <w:szCs w:val="22"/>
         </w:rPr>
-        <w:t xml:space="preserve">It’s not clear to us </w:t>
-      </w:r>
-      <w:proofErr w:type="gramStart"/>
-      <w:r>
-        <w:rPr>
-          <w:rFonts w:ascii="Arial" w:hAnsi="Arial" w:cs="Arial"/>
-          <w:color w:val="4472C4" w:themeColor="accent1"/>
-          <w:sz w:val="22"/>
-          <w:szCs w:val="22"/>
-        </w:rPr>
-        <w:t>what</w:t>
-      </w:r>
-      <w:proofErr w:type="gramEnd"/>
-      <w:r>
-        <w:rPr>
-          <w:rFonts w:ascii="Arial" w:hAnsi="Arial" w:cs="Arial"/>
-          <w:color w:val="4472C4" w:themeColor="accent1"/>
-          <w:sz w:val="22"/>
-          <w:szCs w:val="22"/>
-        </w:rPr>
-        <w:t xml:space="preserve"> it would mean to use CVD, one of our main outcomes, as a negative control. Could we clarify </w:t>
+        <w:t xml:space="preserve">It’s not clear to us what it would mean to use CVD, one of our main outcomes, as a negative control. Could we clarify </w:t>
       </w:r>
       <w:r>
         <w:rPr>
@@ -6548,42 +6317,8 @@
           <w:szCs w:val="22"/>
           <w:highlight w:val="yellow"/>
         </w:rPr>
-        <w:t xml:space="preserve">we could interpret this comment is a request to compare county characteristics between regions that have </w:t>
-      </w:r>
-      <w:proofErr w:type="gramStart"/>
-      <w:r>
-        <w:rPr>
-          <w:rFonts w:ascii="Arial" w:hAnsi="Arial" w:cs="Arial"/>
-          <w:color w:val="000000" w:themeColor="text1"/>
-          <w:sz w:val="22"/>
-          <w:szCs w:val="22"/>
-          <w:highlight w:val="yellow"/>
-        </w:rPr>
-        <w:t>less</w:t>
-      </w:r>
-      <w:proofErr w:type="gramEnd"/>
-      <w:r>
-        <w:rPr>
-          <w:rFonts w:ascii="Arial" w:hAnsi="Arial" w:cs="Arial"/>
-          <w:color w:val="000000" w:themeColor="text1"/>
-          <w:sz w:val="22"/>
-          <w:szCs w:val="22"/>
-          <w:highlight w:val="yellow"/>
-        </w:rPr>
-        <w:t xml:space="preserve"> missing data and more missing data. </w:t>
-      </w:r>
-      <w:proofErr w:type="gramStart"/>
-      <w:r>
-        <w:rPr>
-          <w:rFonts w:ascii="Arial" w:hAnsi="Arial" w:cs="Arial"/>
-          <w:color w:val="000000" w:themeColor="text1"/>
-          <w:sz w:val="22"/>
-          <w:szCs w:val="22"/>
-          <w:highlight w:val="yellow"/>
-        </w:rPr>
-        <w:t>However</w:t>
-      </w:r>
-      <w:proofErr w:type="gramEnd"/>
+        <w:t>we could interpret this comment is a request to compare county characteristics between regions that have less missing data and more missing data. However</w:t>
+      </w:r>
       <w:r>
         <w:rPr>
           <w:rFonts w:ascii="Arial" w:hAnsi="Arial" w:cs="Arial"/>
@@ -6752,7 +6487,6 @@
         </w:rPr>
         <w:t xml:space="preserve">, </w:t>
       </w:r>
-      <w:proofErr w:type="spellStart"/>
       <w:r>
         <w:rPr>
           <w:rFonts w:ascii="Arial" w:hAnsi="Arial" w:cs="Arial"/>
@@ -6763,7 +6497,6 @@
         </w:rPr>
         <w:t>svi</w:t>
       </w:r>
-      <w:proofErr w:type="spellEnd"/>
       <w:r>
         <w:rPr>
           <w:rFonts w:ascii="Arial" w:hAnsi="Arial" w:cs="Arial"/>
@@ -6871,29 +6604,7 @@
           <w:szCs w:val="22"/>
           <w:highlight w:val="yellow"/>
         </w:rPr>
-        <w:t xml:space="preserve">Know that health-related char </w:t>
-      </w:r>
-      <w:proofErr w:type="gramStart"/>
-      <w:r>
-        <w:rPr>
-          <w:rFonts w:ascii="Arial" w:hAnsi="Arial" w:cs="Arial"/>
-          <w:color w:val="000000" w:themeColor="text1"/>
-          <w:sz w:val="22"/>
-          <w:szCs w:val="22"/>
-          <w:highlight w:val="yellow"/>
-        </w:rPr>
-        <w:t>vary</w:t>
-      </w:r>
-      <w:proofErr w:type="gramEnd"/>
-      <w:r>
-        <w:rPr>
-          <w:rFonts w:ascii="Arial" w:hAnsi="Arial" w:cs="Arial"/>
-          <w:color w:val="000000" w:themeColor="text1"/>
-          <w:sz w:val="22"/>
-          <w:szCs w:val="22"/>
-          <w:highlight w:val="yellow"/>
-        </w:rPr>
-        <w:t xml:space="preserve"> across the county</w:t>
+        <w:t>Know that health-related char vary across the county</w:t>
       </w:r>
     </w:p>
     <w:p>
@@ -6945,29 +6656,7 @@
           <w:szCs w:val="22"/>
           <w:highlight w:val="yellow"/>
         </w:rPr>
-        <w:t xml:space="preserve">Even if we do a </w:t>
-      </w:r>
-      <w:proofErr w:type="spellStart"/>
-      <w:r>
-        <w:rPr>
-          <w:rFonts w:ascii="Arial" w:hAnsi="Arial" w:cs="Arial"/>
-          <w:color w:val="000000" w:themeColor="text1"/>
-          <w:sz w:val="22"/>
-          <w:szCs w:val="22"/>
-          <w:highlight w:val="yellow"/>
-        </w:rPr>
-        <w:t>sens</w:t>
-      </w:r>
-      <w:proofErr w:type="spellEnd"/>
-      <w:r>
-        <w:rPr>
-          <w:rFonts w:ascii="Arial" w:hAnsi="Arial" w:cs="Arial"/>
-          <w:color w:val="000000" w:themeColor="text1"/>
-          <w:sz w:val="22"/>
-          <w:szCs w:val="22"/>
-          <w:highlight w:val="yellow"/>
-        </w:rPr>
-        <w:t xml:space="preserve"> analysis and it showed that the results were different it wouldn’t tell us anything </w:t>
+        <w:t xml:space="preserve">Even if we do a sens analysis and it showed that the results were different it wouldn’t tell us anything </w:t>
       </w:r>
     </w:p>
     <w:p>
@@ -7231,18 +6920,7 @@
           <w:sz w:val="22"/>
           <w:szCs w:val="22"/>
         </w:rPr>
-        <w:t xml:space="preserve">with </w:t>
-      </w:r>
-      <w:proofErr w:type="spellStart"/>
-      <w:r>
-        <w:rPr>
-          <w:rStyle w:val="apple-converted-space"/>
-          <w:rFonts w:ascii="Arial" w:hAnsi="Arial" w:cs="Arial"/>
-          <w:color w:val="4472C4" w:themeColor="accent1"/>
-          <w:sz w:val="22"/>
-          <w:szCs w:val="22"/>
-        </w:rPr>
-        <w:t>maris</w:t>
+        <w:t>with maris</w:t>
       </w:r>
       <w:r>
         <w:rPr>
@@ -7262,18 +6940,7 @@
           <w:sz w:val="22"/>
           <w:szCs w:val="22"/>
         </w:rPr>
-        <w:t>a’s</w:t>
-      </w:r>
-      <w:proofErr w:type="spellEnd"/>
-      <w:r>
-        <w:rPr>
-          <w:rStyle w:val="apple-converted-space"/>
-          <w:rFonts w:ascii="Arial" w:hAnsi="Arial" w:cs="Arial"/>
-          <w:color w:val="4472C4" w:themeColor="accent1"/>
-          <w:sz w:val="22"/>
-          <w:szCs w:val="22"/>
-        </w:rPr>
-        <w:t xml:space="preserve"> data </w:t>
+        <w:t xml:space="preserve">a’s data </w:t>
       </w:r>
     </w:p>
     <w:p>
@@ -7425,29 +7092,7 @@
           <w:sz w:val="22"/>
           <w:szCs w:val="22"/>
         </w:rPr>
-        <w:t xml:space="preserve"> but like idk most power outages are not </w:t>
-      </w:r>
-      <w:proofErr w:type="spellStart"/>
-      <w:r>
-        <w:rPr>
-          <w:rStyle w:val="apple-converted-space"/>
-          <w:rFonts w:ascii="Arial" w:hAnsi="Arial" w:cs="Arial"/>
-          <w:color w:val="4472C4" w:themeColor="accent1"/>
-          <w:sz w:val="22"/>
-          <w:szCs w:val="22"/>
-        </w:rPr>
-        <w:t>wf</w:t>
-      </w:r>
-      <w:proofErr w:type="spellEnd"/>
-      <w:r>
-        <w:rPr>
-          <w:rStyle w:val="apple-converted-space"/>
-          <w:rFonts w:ascii="Arial" w:hAnsi="Arial" w:cs="Arial"/>
-          <w:color w:val="4472C4" w:themeColor="accent1"/>
-          <w:sz w:val="22"/>
-          <w:szCs w:val="22"/>
-        </w:rPr>
-        <w:t xml:space="preserve"> </w:t>
+        <w:t xml:space="preserve"> but like idk most power outages are not wf </w:t>
       </w:r>
       <w:commentRangeStart w:id="10"/>
       <w:r>
@@ -7941,29 +7586,7 @@
           <w:sz w:val="22"/>
           <w:szCs w:val="22"/>
         </w:rPr>
-        <w:t xml:space="preserve">collapse the </w:t>
-      </w:r>
-      <w:proofErr w:type="spellStart"/>
-      <w:r>
-        <w:rPr>
-          <w:rStyle w:val="apple-converted-space"/>
-          <w:rFonts w:ascii="Arial" w:hAnsi="Arial" w:cs="Arial"/>
-          <w:color w:val="4472C4" w:themeColor="accent1"/>
-          <w:sz w:val="22"/>
-          <w:szCs w:val="22"/>
-        </w:rPr>
-        <w:t>ruca</w:t>
-      </w:r>
-      <w:proofErr w:type="spellEnd"/>
-      <w:r>
-        <w:rPr>
-          <w:rStyle w:val="apple-converted-space"/>
-          <w:rFonts w:ascii="Arial" w:hAnsi="Arial" w:cs="Arial"/>
-          <w:color w:val="4472C4" w:themeColor="accent1"/>
-          <w:sz w:val="22"/>
-          <w:szCs w:val="22"/>
-        </w:rPr>
-        <w:t xml:space="preserve"> codes into two categorie</w:t>
+        <w:t>collapse the ruca codes into two categorie</w:t>
       </w:r>
       <w:r>
         <w:rPr>
@@ -8113,66 +7736,26 @@
           <w:szCs w:val="22"/>
         </w:rPr>
         <w:br/>
-        <w:t xml:space="preserve">(1) Please consider including the results for </w:t>
-      </w:r>
-      <w:proofErr w:type="spellStart"/>
-      <w:r>
-        <w:rPr>
-          <w:rFonts w:ascii="Arial" w:hAnsi="Arial" w:cs="Arial"/>
-          <w:color w:val="000000" w:themeColor="text1"/>
-          <w:sz w:val="22"/>
-          <w:szCs w:val="22"/>
-        </w:rPr>
-        <w:t>qAIC</w:t>
-      </w:r>
-      <w:proofErr w:type="spellEnd"/>
-      <w:r>
-        <w:rPr>
-          <w:rFonts w:ascii="Arial" w:hAnsi="Arial" w:cs="Arial"/>
-          <w:color w:val="000000" w:themeColor="text1"/>
-          <w:sz w:val="22"/>
-          <w:szCs w:val="22"/>
-        </w:rPr>
-        <w:t xml:space="preserve"> in supplementary materials for completeness.</w:t>
-      </w:r>
-    </w:p>
-    <w:p>
-      <w:pPr>
-        <w:rPr>
-          <w:rFonts w:ascii="Arial" w:hAnsi="Arial" w:cs="Arial"/>
-          <w:color w:val="4472C4" w:themeColor="accent1"/>
-          <w:sz w:val="22"/>
-          <w:szCs w:val="22"/>
-        </w:rPr>
-      </w:pPr>
-      <w:r>
-        <w:rPr>
-          <w:rFonts w:ascii="Arial" w:hAnsi="Arial" w:cs="Arial"/>
-          <w:color w:val="4472C4" w:themeColor="accent1"/>
-          <w:sz w:val="22"/>
-          <w:szCs w:val="22"/>
-        </w:rPr>
-        <w:t xml:space="preserve">Yes, thank you - we’ve added the </w:t>
-      </w:r>
-      <w:proofErr w:type="spellStart"/>
-      <w:r>
-        <w:rPr>
-          <w:rFonts w:ascii="Arial" w:hAnsi="Arial" w:cs="Arial"/>
-          <w:color w:val="4472C4" w:themeColor="accent1"/>
-          <w:sz w:val="22"/>
-          <w:szCs w:val="22"/>
-        </w:rPr>
-        <w:t>qAICs</w:t>
-      </w:r>
-      <w:proofErr w:type="spellEnd"/>
-      <w:r>
-        <w:rPr>
-          <w:rFonts w:ascii="Arial" w:hAnsi="Arial" w:cs="Arial"/>
-          <w:color w:val="4472C4" w:themeColor="accent1"/>
-          <w:sz w:val="22"/>
-          <w:szCs w:val="22"/>
-        </w:rPr>
-        <w:t xml:space="preserve"> to the supplement.</w:t>
+        <w:t>(1) Please consider including the results for qAIC in supplementary materials for completeness.</w:t>
+      </w:r>
+    </w:p>
+    <w:p>
+      <w:pPr>
+        <w:rPr>
+          <w:rFonts w:ascii="Arial" w:hAnsi="Arial" w:cs="Arial"/>
+          <w:color w:val="4472C4" w:themeColor="accent1"/>
+          <w:sz w:val="22"/>
+          <w:szCs w:val="22"/>
+        </w:rPr>
+      </w:pPr>
+      <w:r>
+        <w:rPr>
+          <w:rFonts w:ascii="Arial" w:hAnsi="Arial" w:cs="Arial"/>
+          <w:color w:val="4472C4" w:themeColor="accent1"/>
+          <w:sz w:val="22"/>
+          <w:szCs w:val="22"/>
+        </w:rPr>
+        <w:t>Yes, thank you - we’ve added the qAICs to the supplement.</w:t>
       </w:r>
     </w:p>
     <w:p>
@@ -8650,17 +8233,7 @@
           <w:sz w:val="22"/>
           <w:szCs w:val="22"/>
         </w:rPr>
-        <w:t xml:space="preserve">Thank you for your </w:t>
-      </w:r>
-      <w:proofErr w:type="gramStart"/>
-      <w:r>
-        <w:rPr>
-          <w:rFonts w:ascii="Arial" w:hAnsi="Arial" w:cs="Arial"/>
-          <w:color w:val="4472C4" w:themeColor="accent1"/>
-          <w:sz w:val="22"/>
-          <w:szCs w:val="22"/>
-        </w:rPr>
-        <w:t>comment</w:t>
+        <w:t>Thank you for your comment</w:t>
       </w:r>
       <w:r>
         <w:rPr>
@@ -8671,7 +8244,6 @@
         </w:rPr>
         <w:t>s</w:t>
       </w:r>
-      <w:proofErr w:type="gramEnd"/>
       <w:r>
         <w:rPr>
           <w:rFonts w:ascii="Arial" w:hAnsi="Arial" w:cs="Arial"/>
@@ -8830,27 +8402,7 @@
           <w:szCs w:val="22"/>
         </w:rPr>
         <w:br/>
-        <w:t xml:space="preserve">2. Also, even if removing the mean/SD, as R2 points out I just think the phrasing of this statistic is not easy for readers: "counties experienced an average of 7 (standard deviation, SD=29) 8+ hour power outages affecting ≥1% of customers in 2018." I have lived in rural U.S., and I had maybe 1 of these outages per year. </w:t>
-      </w:r>
-      <w:proofErr w:type="gramStart"/>
-      <w:r>
-        <w:rPr>
-          <w:rFonts w:ascii="Arial" w:hAnsi="Arial" w:cs="Arial"/>
-          <w:color w:val="000000" w:themeColor="text1"/>
-          <w:sz w:val="22"/>
-          <w:szCs w:val="22"/>
-        </w:rPr>
-        <w:t>So</w:t>
-      </w:r>
-      <w:proofErr w:type="gramEnd"/>
-      <w:r>
-        <w:rPr>
-          <w:rFonts w:ascii="Arial" w:hAnsi="Arial" w:cs="Arial"/>
-          <w:color w:val="000000" w:themeColor="text1"/>
-          <w:sz w:val="22"/>
-          <w:szCs w:val="22"/>
-        </w:rPr>
-        <w:t xml:space="preserve"> it does not resonate with me. The issue is definitional -- the reader's mind automatically interprets this to mean that each individual in the U.S&gt; experiences 8 outages per year. But the 1% bit of the statistic is doing a lot of work here -- it means that only a tiny number of households, different each time, are affected. The more useful statistic is the median + IQR of power outages experienced by a given person/household per year.</w:t>
+        <w:t>2. Also, even if removing the mean/SD, as R2 points out I just think the phrasing of this statistic is not easy for readers: "counties experienced an average of 7 (standard deviation, SD=29) 8+ hour power outages affecting ≥1% of customers in 2018." I have lived in rural U.S., and I had maybe 1 of these outages per year. So it does not resonate with me. The issue is definitional -- the reader's mind automatically interprets this to mean that each individual in the U.S&gt; experiences 8 outages per year. But the 1% bit of the statistic is doing a lot of work here -- it means that only a tiny number of households, different each time, are affected. The more useful statistic is the median + IQR of power outages experienced by a given person/household per year.</w:t>
       </w:r>
     </w:p>
     <w:p>
@@ -9175,25 +8727,14 @@
           <w:szCs w:val="22"/>
         </w:rPr>
       </w:pPr>
-      <w:proofErr w:type="gramStart"/>
-      <w:r>
-        <w:rPr>
-          <w:rFonts w:ascii="Arial" w:hAnsi="Arial" w:cs="Arial"/>
-          <w:color w:val="4472C4" w:themeColor="accent1"/>
-          <w:sz w:val="22"/>
-          <w:szCs w:val="22"/>
-        </w:rPr>
-        <w:t>So</w:t>
-      </w:r>
-      <w:proofErr w:type="gramEnd"/>
-      <w:r>
-        <w:rPr>
-          <w:rFonts w:ascii="Arial" w:hAnsi="Arial" w:cs="Arial"/>
-          <w:color w:val="4472C4" w:themeColor="accent1"/>
-          <w:sz w:val="22"/>
-          <w:szCs w:val="22"/>
-        </w:rPr>
-        <w:t xml:space="preserve"> we controlled for wind speed, temperature, and precipitation, which we think should capture severe weather and its impact on hospitalizations. Those are the variables in the top right. Our case-crossover study design automatically controls for the county-level characteristics in the top-left corner that could also confound the relationship</w:t>
+      <w:r>
+        <w:rPr>
+          <w:rFonts w:ascii="Arial" w:hAnsi="Arial" w:cs="Arial"/>
+          <w:color w:val="4472C4" w:themeColor="accent1"/>
+          <w:sz w:val="22"/>
+          <w:szCs w:val="22"/>
+        </w:rPr>
+        <w:t>So we controlled for wind speed, temperature, and precipitation, which we think should capture severe weather and its impact on hospitalizations. Those are the variables in the top right. Our case-crossover study design automatically controls for the county-level characteristics in the top-left corner that could also confound the relationship</w:t>
       </w:r>
       <w:r>
         <w:rPr>
@@ -9320,25 +8861,14 @@
         </w:rPr>
         <w:t xml:space="preserve">Thank </w:t>
       </w:r>
-      <w:proofErr w:type="gramStart"/>
-      <w:r>
-        <w:rPr>
-          <w:rFonts w:ascii="Arial" w:hAnsi="Arial" w:cs="Arial"/>
-          <w:color w:val="4472C4" w:themeColor="accent1"/>
-          <w:sz w:val="22"/>
-          <w:szCs w:val="22"/>
-        </w:rPr>
-        <w:t>you Editor</w:t>
-      </w:r>
-      <w:proofErr w:type="gramEnd"/>
-      <w:r>
-        <w:rPr>
-          <w:rFonts w:ascii="Arial" w:hAnsi="Arial" w:cs="Arial"/>
-          <w:color w:val="4472C4" w:themeColor="accent1"/>
-          <w:sz w:val="22"/>
-          <w:szCs w:val="22"/>
-        </w:rPr>
-        <w:t xml:space="preserve">! </w:t>
+      <w:r>
+        <w:rPr>
+          <w:rFonts w:ascii="Arial" w:hAnsi="Arial" w:cs="Arial"/>
+          <w:color w:val="4472C4" w:themeColor="accent1"/>
+          <w:sz w:val="22"/>
+          <w:szCs w:val="22"/>
+        </w:rPr>
+        <w:t xml:space="preserve">you Editor! </w:t>
       </w:r>
       <w:r>
         <w:rPr>
@@ -9421,44 +8951,23 @@
         </w:rPr>
         <w:t xml:space="preserve">First thing is rerun </w:t>
       </w:r>
-      <w:proofErr w:type="spellStart"/>
-      <w:r>
-        <w:rPr>
-          <w:rFonts w:ascii="Arial" w:hAnsi="Arial" w:cs="Arial"/>
-          <w:color w:val="4472C4" w:themeColor="accent1"/>
-          <w:sz w:val="22"/>
-          <w:szCs w:val="22"/>
-        </w:rPr>
-        <w:t>fasse_data_prep</w:t>
-      </w:r>
-      <w:proofErr w:type="spellEnd"/>
-      <w:r>
-        <w:rPr>
-          <w:rFonts w:ascii="Arial" w:hAnsi="Arial" w:cs="Arial"/>
-          <w:color w:val="4472C4" w:themeColor="accent1"/>
-          <w:sz w:val="22"/>
-          <w:szCs w:val="22"/>
-        </w:rPr>
-        <w:t>/</w:t>
-      </w:r>
-      <w:r>
-        <w:rPr>
-          <w:rFonts w:ascii="Arial" w:hAnsi="Arial" w:cs="Arial"/>
-          <w:color w:val="4472C4" w:themeColor="accent1"/>
-          <w:sz w:val="22"/>
-          <w:szCs w:val="22"/>
-        </w:rPr>
-        <w:t>03_urgent_hosp_combine_to_</w:t>
-      </w:r>
-      <w:proofErr w:type="gramStart"/>
-      <w:r>
-        <w:rPr>
-          <w:rFonts w:ascii="Arial" w:hAnsi="Arial" w:cs="Arial"/>
-          <w:color w:val="4472C4" w:themeColor="accent1"/>
-          <w:sz w:val="22"/>
-          <w:szCs w:val="22"/>
-        </w:rPr>
-        <w:t>analytic</w:t>
+      <w:r>
+        <w:rPr>
+          <w:rFonts w:ascii="Arial" w:hAnsi="Arial" w:cs="Arial"/>
+          <w:color w:val="4472C4" w:themeColor="accent1"/>
+          <w:sz w:val="22"/>
+          <w:szCs w:val="22"/>
+        </w:rPr>
+        <w:t>fasse_data_prep/</w:t>
+      </w:r>
+      <w:r>
+        <w:rPr>
+          <w:rFonts w:ascii="Arial" w:hAnsi="Arial" w:cs="Arial"/>
+          <w:color w:val="4472C4" w:themeColor="accent1"/>
+          <w:sz w:val="22"/>
+          <w:szCs w:val="22"/>
+        </w:rPr>
+        <w:t>03_urgent_hosp_combine_to_analytic</w:t>
       </w:r>
       <w:r>
         <w:rPr>
@@ -9469,7 +8978,6 @@
         </w:rPr>
         <w:t>.R</w:t>
       </w:r>
-      <w:proofErr w:type="gramEnd"/>
       <w:r>
         <w:rPr>
           <w:rFonts w:ascii="Arial" w:hAnsi="Arial" w:cs="Arial"/>
@@ -9540,27 +9048,7 @@
           <w:szCs w:val="22"/>
         </w:rPr>
         <w:lastRenderedPageBreak/>
-        <w:t xml:space="preserve">Second thing: rerun the data cleaning pipeline (all scripts in </w:t>
-      </w:r>
-      <w:proofErr w:type="spellStart"/>
-      <w:r>
-        <w:rPr>
-          <w:rFonts w:ascii="Arial" w:hAnsi="Arial" w:cs="Arial"/>
-          <w:color w:val="4472C4" w:themeColor="accent1"/>
-          <w:sz w:val="22"/>
-          <w:szCs w:val="22"/>
-        </w:rPr>
-        <w:t>fasse_data_prep</w:t>
-      </w:r>
-      <w:proofErr w:type="spellEnd"/>
-      <w:r>
-        <w:rPr>
-          <w:rFonts w:ascii="Arial" w:hAnsi="Arial" w:cs="Arial"/>
-          <w:color w:val="4472C4" w:themeColor="accent1"/>
-          <w:sz w:val="22"/>
-          <w:szCs w:val="22"/>
-        </w:rPr>
-        <w:t>) with the dataset containing hot/cold days</w:t>
+        <w:t>Second thing: rerun the data cleaning pipeline (all scripts in fasse_data_prep) with the dataset containing hot/cold days</w:t>
       </w:r>
       <w:r>
         <w:rPr>
@@ -9596,56 +9084,25 @@
           <w:sz w:val="22"/>
           <w:szCs w:val="22"/>
         </w:rPr>
-        <w:t xml:space="preserve">in 03_urgent_hosp with </w:t>
-      </w:r>
-      <w:proofErr w:type="spellStart"/>
-      <w:r>
-        <w:rPr>
-          <w:rFonts w:ascii="Arial" w:hAnsi="Arial" w:cs="Arial"/>
-          <w:color w:val="4472C4" w:themeColor="accent1"/>
-          <w:sz w:val="22"/>
-          <w:szCs w:val="22"/>
-        </w:rPr>
-        <w:t>analytic_exposure_hot_cold_urban_rural</w:t>
-      </w:r>
-      <w:r>
-        <w:rPr>
-          <w:rFonts w:ascii="Arial" w:hAnsi="Arial" w:cs="Arial"/>
-          <w:color w:val="4472C4" w:themeColor="accent1"/>
-          <w:sz w:val="22"/>
-          <w:szCs w:val="22"/>
-        </w:rPr>
-        <w:t>_</w:t>
-      </w:r>
-      <w:proofErr w:type="gramStart"/>
-      <w:r>
-        <w:rPr>
-          <w:rFonts w:ascii="Arial" w:hAnsi="Arial" w:cs="Arial"/>
-          <w:color w:val="4472C4" w:themeColor="accent1"/>
-          <w:sz w:val="22"/>
-          <w:szCs w:val="22"/>
-        </w:rPr>
-        <w:t>smoke</w:t>
-      </w:r>
-      <w:r>
-        <w:rPr>
-          <w:rFonts w:ascii="Arial" w:hAnsi="Arial" w:cs="Arial"/>
-          <w:color w:val="4472C4" w:themeColor="accent1"/>
-          <w:sz w:val="22"/>
-          <w:szCs w:val="22"/>
-        </w:rPr>
-        <w:t>.parquet</w:t>
-      </w:r>
-      <w:proofErr w:type="spellEnd"/>
-      <w:proofErr w:type="gramEnd"/>
-      <w:r>
-        <w:rPr>
-          <w:rFonts w:ascii="Arial" w:hAnsi="Arial" w:cs="Arial"/>
-          <w:color w:val="4472C4" w:themeColor="accent1"/>
-          <w:sz w:val="22"/>
-          <w:szCs w:val="22"/>
-        </w:rPr>
-        <w:t xml:space="preserve">) </w:t>
+        <w:t>in 03_urgent_hosp with analytic_exposure_hot_cold_urban_rural</w:t>
+      </w:r>
+      <w:r>
+        <w:rPr>
+          <w:rFonts w:ascii="Arial" w:hAnsi="Arial" w:cs="Arial"/>
+          <w:color w:val="4472C4" w:themeColor="accent1"/>
+          <w:sz w:val="22"/>
+          <w:szCs w:val="22"/>
+        </w:rPr>
+        <w:t>_smoke</w:t>
+      </w:r>
+      <w:r>
+        <w:rPr>
+          <w:rFonts w:ascii="Arial" w:hAnsi="Arial" w:cs="Arial"/>
+          <w:color w:val="4472C4" w:themeColor="accent1"/>
+          <w:sz w:val="22"/>
+          <w:szCs w:val="22"/>
+        </w:rPr>
+        <w:t xml:space="preserve">.parquet) </w:t>
       </w:r>
       <w:r>
         <w:rPr>
@@ -9663,38 +9120,7 @@
           <w:sz w:val="22"/>
           <w:szCs w:val="22"/>
         </w:rPr>
-        <w:t xml:space="preserve">the </w:t>
-      </w:r>
-      <w:proofErr w:type="spellStart"/>
-      <w:r>
-        <w:rPr>
-          <w:rFonts w:ascii="Arial" w:hAnsi="Arial" w:cs="Arial"/>
-          <w:color w:val="4472C4" w:themeColor="accent1"/>
-          <w:sz w:val="22"/>
-          <w:szCs w:val="22"/>
-        </w:rPr>
-        <w:t>hot_cold_</w:t>
-      </w:r>
-      <w:proofErr w:type="gramStart"/>
-      <w:r>
-        <w:rPr>
-          <w:rFonts w:ascii="Arial" w:hAnsi="Arial" w:cs="Arial"/>
-          <w:color w:val="4472C4" w:themeColor="accent1"/>
-          <w:sz w:val="22"/>
-          <w:szCs w:val="22"/>
-        </w:rPr>
-        <w:t>analysis.R</w:t>
-      </w:r>
-      <w:proofErr w:type="spellEnd"/>
-      <w:proofErr w:type="gramEnd"/>
-      <w:r>
-        <w:rPr>
-          <w:rFonts w:ascii="Arial" w:hAnsi="Arial" w:cs="Arial"/>
-          <w:color w:val="4472C4" w:themeColor="accent1"/>
-          <w:sz w:val="22"/>
-          <w:szCs w:val="22"/>
-        </w:rPr>
-        <w:t xml:space="preserve"> script</w:t>
+        <w:t>the hot_cold_analysis.R script</w:t>
       </w:r>
       <w:r>
         <w:rPr>
@@ -9712,38 +9138,7 @@
           <w:sz w:val="22"/>
           <w:szCs w:val="22"/>
         </w:rPr>
-        <w:t xml:space="preserve">the </w:t>
-      </w:r>
-      <w:proofErr w:type="spellStart"/>
-      <w:r>
-        <w:rPr>
-          <w:rFonts w:ascii="Arial" w:hAnsi="Arial" w:cs="Arial"/>
-          <w:color w:val="4472C4" w:themeColor="accent1"/>
-          <w:sz w:val="22"/>
-          <w:szCs w:val="22"/>
-        </w:rPr>
-        <w:t>urban_rural_</w:t>
-      </w:r>
-      <w:proofErr w:type="gramStart"/>
-      <w:r>
-        <w:rPr>
-          <w:rFonts w:ascii="Arial" w:hAnsi="Arial" w:cs="Arial"/>
-          <w:color w:val="4472C4" w:themeColor="accent1"/>
-          <w:sz w:val="22"/>
-          <w:szCs w:val="22"/>
-        </w:rPr>
-        <w:t>analysis.R</w:t>
-      </w:r>
-      <w:proofErr w:type="spellEnd"/>
-      <w:proofErr w:type="gramEnd"/>
-      <w:r>
-        <w:rPr>
-          <w:rFonts w:ascii="Arial" w:hAnsi="Arial" w:cs="Arial"/>
-          <w:color w:val="4472C4" w:themeColor="accent1"/>
-          <w:sz w:val="22"/>
-          <w:szCs w:val="22"/>
-        </w:rPr>
-        <w:t xml:space="preserve"> script</w:t>
+        <w:t>the urban_rural_analysis.R script</w:t>
       </w:r>
       <w:r>
         <w:rPr>
@@ -9754,45 +9149,23 @@
         </w:rPr>
         <w:t xml:space="preserve">, and the </w:t>
       </w:r>
-      <w:proofErr w:type="spellStart"/>
-      <w:r>
-        <w:rPr>
-          <w:rFonts w:ascii="Arial" w:hAnsi="Arial" w:cs="Arial"/>
-          <w:color w:val="4472C4" w:themeColor="accent1"/>
-          <w:sz w:val="22"/>
-          <w:szCs w:val="22"/>
-        </w:rPr>
-        <w:t>sens_control_for_wf_</w:t>
-      </w:r>
-      <w:proofErr w:type="gramStart"/>
-      <w:r>
-        <w:rPr>
-          <w:rFonts w:ascii="Arial" w:hAnsi="Arial" w:cs="Arial"/>
-          <w:color w:val="4472C4" w:themeColor="accent1"/>
-          <w:sz w:val="22"/>
-          <w:szCs w:val="22"/>
-        </w:rPr>
-        <w:t>smoke</w:t>
-      </w:r>
-      <w:r>
-        <w:rPr>
-          <w:rFonts w:ascii="Arial" w:hAnsi="Arial" w:cs="Arial"/>
-          <w:color w:val="4472C4" w:themeColor="accent1"/>
-          <w:sz w:val="22"/>
-          <w:szCs w:val="22"/>
-        </w:rPr>
-        <w:t>l.R</w:t>
-      </w:r>
-      <w:proofErr w:type="spellEnd"/>
-      <w:proofErr w:type="gramEnd"/>
-      <w:r>
-        <w:rPr>
-          <w:rFonts w:ascii="Arial" w:hAnsi="Arial" w:cs="Arial"/>
-          <w:color w:val="4472C4" w:themeColor="accent1"/>
-          <w:sz w:val="22"/>
-          <w:szCs w:val="22"/>
-        </w:rPr>
-        <w:t xml:space="preserve"> script</w:t>
+      <w:r>
+        <w:rPr>
+          <w:rFonts w:ascii="Arial" w:hAnsi="Arial" w:cs="Arial"/>
+          <w:color w:val="4472C4" w:themeColor="accent1"/>
+          <w:sz w:val="22"/>
+          <w:szCs w:val="22"/>
+        </w:rPr>
+        <w:t>sens_control_for_wf_smoke</w:t>
+      </w:r>
+      <w:r>
+        <w:rPr>
+          <w:rFonts w:ascii="Arial" w:hAnsi="Arial" w:cs="Arial"/>
+          <w:color w:val="4472C4" w:themeColor="accent1"/>
+          <w:sz w:val="22"/>
+          <w:szCs w:val="22"/>
+        </w:rPr>
+        <w:t>l.R script</w:t>
       </w:r>
       <w:r>
         <w:rPr>
@@ -9871,76 +9244,14 @@
           <w:szCs w:val="22"/>
         </w:rPr>
       </w:pPr>
-      <w:proofErr w:type="spellStart"/>
-      <w:r>
-        <w:rPr>
-          <w:rFonts w:ascii="Arial" w:hAnsi="Arial" w:cs="Arial"/>
-          <w:color w:val="4472C4" w:themeColor="accent1"/>
-          <w:sz w:val="22"/>
-          <w:szCs w:val="22"/>
-        </w:rPr>
-        <w:t>an_dat_low_missingness</w:t>
-      </w:r>
-      <w:proofErr w:type="spellEnd"/>
-      <w:r>
-        <w:rPr>
-          <w:rFonts w:ascii="Arial" w:hAnsi="Arial" w:cs="Arial"/>
-          <w:color w:val="4472C4" w:themeColor="accent1"/>
-          <w:sz w:val="22"/>
-          <w:szCs w:val="22"/>
-        </w:rPr>
-        <w:t xml:space="preserve"> &lt;- </w:t>
-      </w:r>
-      <w:proofErr w:type="spellStart"/>
-      <w:r>
-        <w:rPr>
-          <w:rFonts w:ascii="Arial" w:hAnsi="Arial" w:cs="Arial"/>
-          <w:color w:val="4472C4" w:themeColor="accent1"/>
-          <w:sz w:val="22"/>
-          <w:szCs w:val="22"/>
-        </w:rPr>
-        <w:t>an_dat</w:t>
-      </w:r>
-      <w:proofErr w:type="spellEnd"/>
-      <w:r>
-        <w:rPr>
-          <w:rFonts w:ascii="Arial" w:hAnsi="Arial" w:cs="Arial"/>
-          <w:color w:val="4472C4" w:themeColor="accent1"/>
-          <w:sz w:val="22"/>
-          <w:szCs w:val="22"/>
-        </w:rPr>
-        <w:t xml:space="preserve"> %&gt;% </w:t>
-      </w:r>
-      <w:proofErr w:type="gramStart"/>
-      <w:r>
-        <w:rPr>
-          <w:rFonts w:ascii="Arial" w:hAnsi="Arial" w:cs="Arial"/>
-          <w:color w:val="4472C4" w:themeColor="accent1"/>
-          <w:sz w:val="22"/>
-          <w:szCs w:val="22"/>
-        </w:rPr>
-        <w:t>filter(</w:t>
-      </w:r>
-      <w:proofErr w:type="spellStart"/>
-      <w:proofErr w:type="gramEnd"/>
-      <w:r>
-        <w:rPr>
-          <w:rFonts w:ascii="Arial" w:hAnsi="Arial" w:cs="Arial"/>
-          <w:color w:val="4472C4" w:themeColor="accent1"/>
-          <w:sz w:val="22"/>
-          <w:szCs w:val="22"/>
-        </w:rPr>
-        <w:t>percent_served</w:t>
-      </w:r>
-      <w:proofErr w:type="spellEnd"/>
-      <w:r>
-        <w:rPr>
-          <w:rFonts w:ascii="Arial" w:hAnsi="Arial" w:cs="Arial"/>
-          <w:color w:val="4472C4" w:themeColor="accent1"/>
-          <w:sz w:val="22"/>
-          <w:szCs w:val="22"/>
-        </w:rPr>
-        <w:t xml:space="preserve"> &gt;= 0.8 &amp;</w:t>
+      <w:r>
+        <w:rPr>
+          <w:rFonts w:ascii="Arial" w:hAnsi="Arial" w:cs="Arial"/>
+          <w:color w:val="4472C4" w:themeColor="accent1"/>
+          <w:sz w:val="22"/>
+          <w:szCs w:val="22"/>
+        </w:rPr>
+        <w:t>an_dat_low_missingness &lt;- an_dat %&gt;% filter(percent_served &gt;= 0.8 &amp;</w:t>
       </w:r>
     </w:p>
     <w:p>
@@ -9964,47 +9275,7 @@
           <w:sz w:val="22"/>
           <w:szCs w:val="22"/>
         </w:rPr>
-        <w:t xml:space="preserve">                                              </w:t>
-      </w:r>
-      <w:proofErr w:type="gramStart"/>
-      <w:r>
-        <w:rPr>
-          <w:rFonts w:ascii="Arial" w:hAnsi="Arial" w:cs="Arial"/>
-          <w:color w:val="4472C4" w:themeColor="accent1"/>
-          <w:sz w:val="22"/>
-          <w:szCs w:val="22"/>
-        </w:rPr>
-        <w:t>!is.na</w:t>
-      </w:r>
-      <w:proofErr w:type="gramEnd"/>
-      <w:r>
-        <w:rPr>
-          <w:rFonts w:ascii="Arial" w:hAnsi="Arial" w:cs="Arial"/>
-          <w:color w:val="4472C4" w:themeColor="accent1"/>
-          <w:sz w:val="22"/>
-          <w:szCs w:val="22"/>
-        </w:rPr>
-        <w:t>(</w:t>
-      </w:r>
-      <w:proofErr w:type="spellStart"/>
-      <w:r>
-        <w:rPr>
-          <w:rFonts w:ascii="Arial" w:hAnsi="Arial" w:cs="Arial"/>
-          <w:color w:val="4472C4" w:themeColor="accent1"/>
-          <w:sz w:val="22"/>
-          <w:szCs w:val="22"/>
-        </w:rPr>
-        <w:t>percent_served</w:t>
-      </w:r>
-      <w:proofErr w:type="spellEnd"/>
-      <w:r>
-        <w:rPr>
-          <w:rFonts w:ascii="Arial" w:hAnsi="Arial" w:cs="Arial"/>
-          <w:color w:val="4472C4" w:themeColor="accent1"/>
-          <w:sz w:val="22"/>
-          <w:szCs w:val="22"/>
-        </w:rPr>
-        <w:t>))</w:t>
+        <w:t xml:space="preserve">                                              !is.na(percent_served))</w:t>
       </w:r>
     </w:p>
     <w:p>
@@ -10124,30 +9395,8 @@
           <w:sz w:val="22"/>
           <w:szCs w:val="22"/>
         </w:rPr>
-        <w:t xml:space="preserve">And then run the analysis script that runs the low missingness analysis </w:t>
-      </w:r>
-      <w:proofErr w:type="spellStart"/>
-      <w:r>
-        <w:rPr>
-          <w:rFonts w:ascii="Arial" w:hAnsi="Arial" w:cs="Arial"/>
-          <w:color w:val="4472C4" w:themeColor="accent1"/>
-          <w:sz w:val="22"/>
-          <w:szCs w:val="22"/>
-        </w:rPr>
-        <w:t>low_missingness_</w:t>
-      </w:r>
-      <w:proofErr w:type="gramStart"/>
-      <w:r>
-        <w:rPr>
-          <w:rFonts w:ascii="Arial" w:hAnsi="Arial" w:cs="Arial"/>
-          <w:color w:val="4472C4" w:themeColor="accent1"/>
-          <w:sz w:val="22"/>
-          <w:szCs w:val="22"/>
-        </w:rPr>
-        <w:t>sens.R</w:t>
-      </w:r>
-      <w:proofErr w:type="spellEnd"/>
-      <w:proofErr w:type="gramEnd"/>
+        <w:t>And then run the analysis script that runs the low missingness analysis low_missingness_sens.R</w:t>
+      </w:r>
     </w:p>
     <w:p>
       <w:pPr>
@@ -10180,27 +9429,7 @@
           <w:sz w:val="22"/>
           <w:szCs w:val="22"/>
         </w:rPr>
-        <w:t xml:space="preserve">Fourth thing: need to find and add the </w:t>
-      </w:r>
-      <w:proofErr w:type="spellStart"/>
-      <w:r>
-        <w:rPr>
-          <w:rFonts w:ascii="Arial" w:hAnsi="Arial" w:cs="Arial"/>
-          <w:color w:val="4472C4" w:themeColor="accent1"/>
-          <w:sz w:val="22"/>
-          <w:szCs w:val="22"/>
-        </w:rPr>
-        <w:t>qAICs</w:t>
-      </w:r>
-      <w:proofErr w:type="spellEnd"/>
-      <w:r>
-        <w:rPr>
-          <w:rFonts w:ascii="Arial" w:hAnsi="Arial" w:cs="Arial"/>
-          <w:color w:val="4472C4" w:themeColor="accent1"/>
-          <w:sz w:val="22"/>
-          <w:szCs w:val="22"/>
-        </w:rPr>
-        <w:t xml:space="preserve"> to the supplement. </w:t>
+        <w:t xml:space="preserve">Fourth thing: need to find and add the qAICs to the supplement. </w:t>
       </w:r>
       <w:r>
         <w:rPr>
@@ -10262,45 +9491,7 @@
           <w:sz w:val="22"/>
           <w:szCs w:val="22"/>
         </w:rPr>
-        <w:t xml:space="preserve">I added a line in </w:t>
-      </w:r>
-      <w:r>
-        <w:rPr>
-          <w:rFonts w:ascii="Arial" w:hAnsi="Arial" w:cs="Arial"/>
-          <w:color w:val="4472C4" w:themeColor="accent1"/>
-          <w:sz w:val="22"/>
-          <w:szCs w:val="22"/>
-        </w:rPr>
-        <w:t>03_urgent_</w:t>
-      </w:r>
-      <w:proofErr w:type="gramStart"/>
-      <w:r>
-        <w:rPr>
-          <w:rFonts w:ascii="Arial" w:hAnsi="Arial" w:cs="Arial"/>
-          <w:color w:val="4472C4" w:themeColor="accent1"/>
-          <w:sz w:val="22"/>
-          <w:szCs w:val="22"/>
-        </w:rPr>
-        <w:t xml:space="preserve">hosp </w:t>
-      </w:r>
-      <w:r>
-        <w:rPr>
-          <w:rFonts w:ascii="Arial" w:hAnsi="Arial" w:cs="Arial"/>
-          <w:color w:val="4472C4" w:themeColor="accent1"/>
-          <w:sz w:val="22"/>
-          <w:szCs w:val="22"/>
-        </w:rPr>
-        <w:t xml:space="preserve"> that</w:t>
-      </w:r>
-      <w:proofErr w:type="gramEnd"/>
-      <w:r>
-        <w:rPr>
-          <w:rFonts w:ascii="Arial" w:hAnsi="Arial" w:cs="Arial"/>
-          <w:color w:val="4472C4" w:themeColor="accent1"/>
-          <w:sz w:val="22"/>
-          <w:szCs w:val="22"/>
-        </w:rPr>
-        <w:t xml:space="preserve"> should do that. </w:t>
+        <w:t xml:space="preserve">I added a line in 03_urgent_hosp  that should do that. </w:t>
       </w:r>
     </w:p>
     <w:p>
@@ -10337,7 +9528,10 @@
         <w:annotationRef/>
       </w:r>
       <w:r>
-        <w:t xml:space="preserve">To add to cite: </w:t>
+        <w:t>To add to cite</w:t>
+      </w:r>
+      <w:r>
+        <w:t xml:space="preserve"> in the text:</w:t>
       </w:r>
     </w:p>
     <w:p>
@@ -10489,15 +9683,7 @@
         <w:t xml:space="preserve">Maybe cite the paper </w:t>
       </w:r>
       <w:r>
-        <w:t xml:space="preserve">on conditional </w:t>
-      </w:r>
-      <w:proofErr w:type="spellStart"/>
-      <w:r>
-        <w:t>poisson</w:t>
-      </w:r>
-      <w:proofErr w:type="spellEnd"/>
-      <w:r>
-        <w:t xml:space="preserve"> </w:t>
+        <w:t xml:space="preserve">on conditional poisson </w:t>
       </w:r>
       <w:r>
         <w:t>here?</w:t>
@@ -10618,13 +9804,8 @@
         </w:rPr>
         <w:annotationRef/>
       </w:r>
-      <w:proofErr w:type="spellStart"/>
-      <w:r>
-        <w:t>Bluegh</w:t>
-      </w:r>
-      <w:proofErr w:type="spellEnd"/>
-      <w:r>
-        <w:t xml:space="preserve"> </w:t>
+      <w:r>
+        <w:t xml:space="preserve">Bluegh </w:t>
       </w:r>
     </w:p>
   </w:comment>
@@ -10656,13 +9837,8 @@
         <w:annotationRef/>
       </w:r>
       <w:r>
-        <w:t xml:space="preserve">For </w:t>
-      </w:r>
-      <w:proofErr w:type="spellStart"/>
-      <w:r>
-        <w:t>vivian</w:t>
-      </w:r>
-      <w:proofErr w:type="spellEnd"/>
+        <w:t>For vivian</w:t>
+      </w:r>
     </w:p>
   </w:comment>
   <w:comment w:id="13" w:author="Heather M" w:date="2025-07-12T16:08:00Z" w:initials="HM">
@@ -10692,11 +9868,9 @@
         </w:rPr>
         <w:annotationRef/>
       </w:r>
-      <w:proofErr w:type="spellStart"/>
       <w:r>
         <w:t>vivian</w:t>
       </w:r>
-      <w:proofErr w:type="spellEnd"/>
     </w:p>
   </w:comment>
 </w:comments>
